--- a/Review_2.docx
+++ b/Review_2.docx
@@ -164,7 +164,7 @@
                 <w:rFonts w:ascii="Calibri" w:hAnsi="Calibri"/>
                 <w:sz w:val="19"/>
               </w:rPr>
-              <w:t>Data Structures &amp; Algorithms (38 Curricular Concepts, Levels 1 to 6)</w:t>
+              <w:t>Data Structures &amp; Algorithms (38 Curricular Concepts, Levels 1 to 5)</w:t>
             </w:r>
           </w:p>
         </w:tc>
@@ -216,7 +216,7 @@
                 <w:rFonts w:ascii="Calibri" w:hAnsi="Calibri"/>
                 <w:sz w:val="19"/>
               </w:rPr>
-              <w:t>Review 2 (Phase 0, Phase 1, Phase 2, and Phase 3 Complete)</w:t>
+              <w:t>Review 2 (Phases 0, 1, 2, 3, and 4 Complete)</w:t>
             </w:r>
           </w:p>
         </w:tc>
@@ -268,7 +268,7 @@
                 <w:rFonts w:ascii="Calibri" w:hAnsi="Calibri"/>
                 <w:sz w:val="19"/>
               </w:rPr>
-              <w:t>Release v0.3 (Branch: main)</w:t>
+              <w:t>Release v0.4 (Branch: main)</w:t>
             </w:r>
           </w:p>
         </w:tc>
@@ -2614,9 +2614,9 @@
               </w:rPr>
               <w:t>Official GitHub Repository: https://github.com/adithyahanuman/NeuroLearn-AI.git</w:t>
               <w:br/>
-              <w:t>Active Branch: main | Milestone Release Tag: v0.3</w:t>
+              <w:t>Active Branch: main | Milestone Release Tag: v0.4</w:t>
               <w:br/>
-              <w:t>Commits Logged: Phase 0 (v0.0), Phase 1 (v0.1), Phase 2 (v0.2), Phase 3 (v0.3)</w:t>
+              <w:t>Commits Logged: Phase 0 (v0.0), Phase 1 (v0.1), Phase 2 (v0.2), Phase 3 (v0.3), Phase 4 (v0.4)</w:t>
             </w:r>
           </w:p>
         </w:tc>
@@ -2721,6 +2721,29 @@
           <w:color w:val="1B365D"/>
           <w:sz w:val="21"/>
         </w:rPr>
+        <w:t xml:space="preserve">ml-service/app/: </w:t>
+      </w:r>
+      <w:r>
+        <w:rPr>
+          <w:rFonts w:ascii="Calibri" w:hAnsi="Calibri"/>
+          <w:color w:val="1E1E1E"/>
+          <w:sz w:val="21"/>
+        </w:rPr>
+        <w:t>FastAPI microservice application (main.py), security middleware (security.py), Pydantic v2 schemas (schemas.py), endpoints router (routers/ml.py), and core serving engine (services/engine.py).</w:t>
+      </w:r>
+    </w:p>
+    <w:p>
+      <w:pPr>
+        <w:pStyle w:val="ListBullet"/>
+        <w:spacing w:after="60" w:line="276" w:lineRule="auto"/>
+      </w:pPr>
+      <w:r>
+        <w:rPr>
+          <w:rFonts w:ascii="Calibri" w:hAnsi="Calibri"/>
+          <w:b/>
+          <w:color w:val="1B365D"/>
+          <w:sz w:val="21"/>
+        </w:rPr>
         <w:t xml:space="preserve">ml-service/app/services/: </w:t>
       </w:r>
       <w:r>
@@ -2729,7 +2752,7 @@
           <w:color w:val="1E1E1E"/>
           <w:sz w:val="21"/>
         </w:rPr>
-        <w:t>Core ML services including KnowledgeGraphService (graph.py), DigitalLearningTwin (twin.py), and ReasonEngine (reasons.py).</w:t>
+        <w:t>Shared services including KnowledgeGraphService (graph.py), DigitalLearningTwin (twin.py), features engine (features.py), and ReasonEngine (reasons.py).</w:t>
       </w:r>
     </w:p>
     <w:p>
@@ -2798,7 +2821,30 @@
           <w:color w:val="1E1E1E"/>
           <w:sz w:val="21"/>
         </w:rPr>
-        <w:t>Comprehensive test suite: test_graph.py, test_twin.py, test_features.py, test_reasons.py (23/23 tests passing).</w:t>
+        <w:t>Comprehensive automated test suite: test_graph.py, test_twin.py, test_features.py, test_reasons.py, test_api.py (38/38 tests passing, 100% pass rate).</w:t>
+      </w:r>
+    </w:p>
+    <w:p>
+      <w:pPr>
+        <w:pStyle w:val="ListBullet"/>
+        <w:spacing w:after="60" w:line="276" w:lineRule="auto"/>
+      </w:pPr>
+      <w:r>
+        <w:rPr>
+          <w:rFonts w:ascii="Calibri" w:hAnsi="Calibri"/>
+          <w:b/>
+          <w:color w:val="1B365D"/>
+          <w:sz w:val="21"/>
+        </w:rPr>
+        <w:t xml:space="preserve">Containerization: </w:t>
+      </w:r>
+      <w:r>
+        <w:rPr>
+          <w:rFonts w:ascii="Calibri" w:hAnsi="Calibri"/>
+          <w:color w:val="1E1E1E"/>
+          <w:sz w:val="21"/>
+        </w:rPr>
+        <w:t>Production container configuration (Dockerfile) with python:3.11-slim, libgomp1, non-root user appuser, and docker-compose.yml service entry.</w:t>
       </w:r>
     </w:p>
     <w:p>
@@ -4433,7 +4479,1254 @@
           <w:color w:val="2C5A8C"/>
           <w:sz w:val="26"/>
         </w:rPr>
-        <w:t>7.5 Current Status and Project Roadmap</w:t>
+        <w:t>7.5 Phase 4 ML FastAPI Microservice &amp; Serving Performance</w:t>
+      </w:r>
+    </w:p>
+    <w:p>
+      <w:pPr>
+        <w:spacing w:after="120" w:line="276" w:lineRule="auto"/>
+      </w:pPr>
+      <w:r>
+        <w:rPr>
+          <w:rFonts w:ascii="Calibri" w:hAnsi="Calibri"/>
+          <w:b/>
+          <w:color w:val="1B365D"/>
+          <w:sz w:val="21"/>
+        </w:rPr>
+        <w:t xml:space="preserve">Microservice Implementation: </w:t>
+      </w:r>
+      <w:r>
+        <w:rPr>
+          <w:rFonts w:ascii="Calibri" w:hAnsi="Calibri"/>
+          <w:color w:val="1E1E1E"/>
+          <w:sz w:val="21"/>
+        </w:rPr>
+        <w:t>Phase 4 successfully packaged the trained ML model, Digital Learning Twin, Knowledge Graph, and SHAP explanation engine behind a high-performance, secure FastAPI microservice. The service implements startup validation guards (refusing to boot if features.json or graph hash diverge) and constant-time X-API-Key security via secrets.compare_digest.</w:t>
+      </w:r>
+    </w:p>
+    <w:p>
+      <w:pPr>
+        <w:spacing w:after="120" w:line="276" w:lineRule="auto"/>
+      </w:pPr>
+      <w:r>
+        <w:rPr>
+          <w:rFonts w:ascii="Calibri" w:hAnsi="Calibri"/>
+          <w:color w:val="1E1E1E"/>
+          <w:sz w:val="21"/>
+        </w:rPr>
+        <w:t>The microservice exposes 8 production endpoints conforming strictly to the project API contract:</w:t>
+      </w:r>
+    </w:p>
+    <w:tbl>
+      <w:tblPr>
+        <w:tblW w:type="auto" w:w="0"/>
+        <w:jc w:val="center"/>
+        <w:tblLayout w:type="fixed"/>
+        <w:tblLook w:firstColumn="1" w:firstRow="1" w:lastColumn="0" w:lastRow="0" w:noHBand="0" w:noVBand="1" w:val="04A0"/>
+      </w:tblPr>
+      <w:tblGrid>
+        <w:gridCol w:w="2592"/>
+        <w:gridCol w:w="1440"/>
+        <w:gridCol w:w="5328"/>
+      </w:tblGrid>
+      <w:tr>
+        <w:tc>
+          <w:tcPr>
+            <w:tcW w:type="dxa" w:w="3120"/>
+            <w:shd w:fill="1B365D"/>
+            <w:tcMar>
+              <w:top w:w="80" w:type="dxa"/>
+              <w:bottom w:w="80" w:type="dxa"/>
+              <w:left w:w="100" w:type="dxa"/>
+              <w:right w:w="100" w:type="dxa"/>
+            </w:tcMar>
+          </w:tcPr>
+          <w:p>
+            <w:pPr>
+              <w:spacing w:after="0"/>
+            </w:pPr>
+            <w:r>
+              <w:rPr>
+                <w:rFonts w:ascii="Calibri" w:hAnsi="Calibri"/>
+                <w:b/>
+                <w:color w:val="FFFFFF"/>
+                <w:sz w:val="19"/>
+              </w:rPr>
+              <w:t>Endpoint</w:t>
+            </w:r>
+          </w:p>
+        </w:tc>
+        <w:tc>
+          <w:tcPr>
+            <w:tcW w:type="dxa" w:w="3120"/>
+            <w:shd w:fill="1B365D"/>
+            <w:tcMar>
+              <w:top w:w="80" w:type="dxa"/>
+              <w:bottom w:w="80" w:type="dxa"/>
+              <w:left w:w="100" w:type="dxa"/>
+              <w:right w:w="100" w:type="dxa"/>
+            </w:tcMar>
+          </w:tcPr>
+          <w:p>
+            <w:pPr>
+              <w:spacing w:after="0"/>
+            </w:pPr>
+            <w:r>
+              <w:rPr>
+                <w:rFonts w:ascii="Calibri" w:hAnsi="Calibri"/>
+                <w:b/>
+                <w:color w:val="FFFFFF"/>
+                <w:sz w:val="19"/>
+              </w:rPr>
+              <w:t>Auth</w:t>
+            </w:r>
+          </w:p>
+        </w:tc>
+        <w:tc>
+          <w:tcPr>
+            <w:tcW w:type="dxa" w:w="3120"/>
+            <w:shd w:fill="1B365D"/>
+            <w:tcMar>
+              <w:top w:w="80" w:type="dxa"/>
+              <w:bottom w:w="80" w:type="dxa"/>
+              <w:left w:w="100" w:type="dxa"/>
+              <w:right w:w="100" w:type="dxa"/>
+            </w:tcMar>
+          </w:tcPr>
+          <w:p>
+            <w:pPr>
+              <w:spacing w:after="0"/>
+            </w:pPr>
+            <w:r>
+              <w:rPr>
+                <w:rFonts w:ascii="Calibri" w:hAnsi="Calibri"/>
+                <w:b/>
+                <w:color w:val="FFFFFF"/>
+                <w:sz w:val="19"/>
+              </w:rPr>
+              <w:t>Functionality &amp; Contract</w:t>
+            </w:r>
+          </w:p>
+        </w:tc>
+      </w:tr>
+      <w:tr>
+        <w:tc>
+          <w:tcPr>
+            <w:tcW w:type="dxa" w:w="3120"/>
+            <w:shd w:fill="FFFFFF"/>
+            <w:tcMar>
+              <w:top w:w="60" w:type="dxa"/>
+              <w:bottom w:w="60" w:type="dxa"/>
+              <w:left w:w="100" w:type="dxa"/>
+              <w:right w:w="100" w:type="dxa"/>
+            </w:tcMar>
+          </w:tcPr>
+          <w:p>
+            <w:pPr>
+              <w:spacing w:after="0"/>
+            </w:pPr>
+            <w:r>
+              <w:rPr>
+                <w:sz w:val="17"/>
+              </w:rPr>
+              <w:t>GET /ml/health</w:t>
+            </w:r>
+          </w:p>
+        </w:tc>
+        <w:tc>
+          <w:tcPr>
+            <w:tcW w:type="dxa" w:w="3120"/>
+            <w:shd w:fill="FFFFFF"/>
+            <w:tcMar>
+              <w:top w:w="60" w:type="dxa"/>
+              <w:bottom w:w="60" w:type="dxa"/>
+              <w:left w:w="100" w:type="dxa"/>
+              <w:right w:w="100" w:type="dxa"/>
+            </w:tcMar>
+          </w:tcPr>
+          <w:p>
+            <w:pPr>
+              <w:spacing w:after="0"/>
+            </w:pPr>
+            <w:r>
+              <w:rPr>
+                <w:sz w:val="17"/>
+              </w:rPr>
+              <w:t>Public</w:t>
+            </w:r>
+          </w:p>
+        </w:tc>
+        <w:tc>
+          <w:tcPr>
+            <w:tcW w:type="dxa" w:w="3120"/>
+            <w:shd w:fill="FFFFFF"/>
+            <w:tcMar>
+              <w:top w:w="60" w:type="dxa"/>
+              <w:bottom w:w="60" w:type="dxa"/>
+              <w:left w:w="100" w:type="dxa"/>
+              <w:right w:w="100" w:type="dxa"/>
+            </w:tcMar>
+          </w:tcPr>
+          <w:p>
+            <w:pPr>
+              <w:spacing w:after="0"/>
+            </w:pPr>
+            <w:r>
+              <w:rPr>
+                <w:sz w:val="17"/>
+              </w:rPr>
+              <w:t>Service health check and model/graph version verification for orchestrators.</w:t>
+            </w:r>
+          </w:p>
+        </w:tc>
+      </w:tr>
+      <w:tr>
+        <w:tc>
+          <w:tcPr>
+            <w:tcW w:type="dxa" w:w="3120"/>
+            <w:shd w:fill="F7F9FB"/>
+            <w:tcMar>
+              <w:top w:w="60" w:type="dxa"/>
+              <w:bottom w:w="60" w:type="dxa"/>
+              <w:left w:w="100" w:type="dxa"/>
+              <w:right w:w="100" w:type="dxa"/>
+            </w:tcMar>
+          </w:tcPr>
+          <w:p>
+            <w:pPr>
+              <w:spacing w:after="0"/>
+            </w:pPr>
+            <w:r>
+              <w:rPr>
+                <w:sz w:val="17"/>
+              </w:rPr>
+              <w:t>POST /ml/analyze</w:t>
+            </w:r>
+          </w:p>
+        </w:tc>
+        <w:tc>
+          <w:tcPr>
+            <w:tcW w:type="dxa" w:w="3120"/>
+            <w:shd w:fill="F7F9FB"/>
+            <w:tcMar>
+              <w:top w:w="60" w:type="dxa"/>
+              <w:bottom w:w="60" w:type="dxa"/>
+              <w:left w:w="100" w:type="dxa"/>
+              <w:right w:w="100" w:type="dxa"/>
+            </w:tcMar>
+          </w:tcPr>
+          <w:p>
+            <w:pPr>
+              <w:spacing w:after="0"/>
+            </w:pPr>
+            <w:r>
+              <w:rPr>
+                <w:sz w:val="17"/>
+              </w:rPr>
+              <w:t>X-API-Key</w:t>
+            </w:r>
+          </w:p>
+        </w:tc>
+        <w:tc>
+          <w:tcPr>
+            <w:tcW w:type="dxa" w:w="3120"/>
+            <w:shd w:fill="F7F9FB"/>
+            <w:tcMar>
+              <w:top w:w="60" w:type="dxa"/>
+              <w:bottom w:w="60" w:type="dxa"/>
+              <w:left w:w="100" w:type="dxa"/>
+              <w:right w:w="100" w:type="dxa"/>
+            </w:tcMar>
+          </w:tcPr>
+          <w:p>
+            <w:pPr>
+              <w:spacing w:after="0"/>
+            </w:pPr>
+            <w:r>
+              <w:rPr>
+                <w:sz w:val="17"/>
+              </w:rPr>
+              <w:t>Unified pipeline: twin replay, 15 features, calibrated prediction, SHAP, root gaps, timings.</w:t>
+            </w:r>
+          </w:p>
+        </w:tc>
+      </w:tr>
+      <w:tr>
+        <w:tc>
+          <w:tcPr>
+            <w:tcW w:type="dxa" w:w="3120"/>
+            <w:shd w:fill="FFFFFF"/>
+            <w:tcMar>
+              <w:top w:w="60" w:type="dxa"/>
+              <w:bottom w:w="60" w:type="dxa"/>
+              <w:left w:w="100" w:type="dxa"/>
+              <w:right w:w="100" w:type="dxa"/>
+            </w:tcMar>
+          </w:tcPr>
+          <w:p>
+            <w:pPr>
+              <w:spacing w:after="0"/>
+            </w:pPr>
+            <w:r>
+              <w:rPr>
+                <w:sz w:val="17"/>
+              </w:rPr>
+              <w:t>POST /ml/twin/update</w:t>
+            </w:r>
+          </w:p>
+        </w:tc>
+        <w:tc>
+          <w:tcPr>
+            <w:tcW w:type="dxa" w:w="3120"/>
+            <w:shd w:fill="FFFFFF"/>
+            <w:tcMar>
+              <w:top w:w="60" w:type="dxa"/>
+              <w:bottom w:w="60" w:type="dxa"/>
+              <w:left w:w="100" w:type="dxa"/>
+              <w:right w:w="100" w:type="dxa"/>
+            </w:tcMar>
+          </w:tcPr>
+          <w:p>
+            <w:pPr>
+              <w:spacing w:after="0"/>
+            </w:pPr>
+            <w:r>
+              <w:rPr>
+                <w:sz w:val="17"/>
+              </w:rPr>
+              <w:t>X-API-Key</w:t>
+            </w:r>
+          </w:p>
+        </w:tc>
+        <w:tc>
+          <w:tcPr>
+            <w:tcW w:type="dxa" w:w="3120"/>
+            <w:shd w:fill="FFFFFF"/>
+            <w:tcMar>
+              <w:top w:w="60" w:type="dxa"/>
+              <w:bottom w:w="60" w:type="dxa"/>
+              <w:left w:w="100" w:type="dxa"/>
+              <w:right w:w="100" w:type="dxa"/>
+            </w:tcMar>
+          </w:tcPr>
+          <w:p>
+            <w:pPr>
+              <w:spacing w:after="0"/>
+            </w:pPr>
+            <w:r>
+              <w:rPr>
+                <w:sz w:val="17"/>
+              </w:rPr>
+              <w:t>Replays attempt history and returns updated mastery map, velocity, consistency, and confidence.</w:t>
+            </w:r>
+          </w:p>
+        </w:tc>
+      </w:tr>
+      <w:tr>
+        <w:tc>
+          <w:tcPr>
+            <w:tcW w:type="dxa" w:w="3120"/>
+            <w:shd w:fill="F7F9FB"/>
+            <w:tcMar>
+              <w:top w:w="60" w:type="dxa"/>
+              <w:bottom w:w="60" w:type="dxa"/>
+              <w:left w:w="100" w:type="dxa"/>
+              <w:right w:w="100" w:type="dxa"/>
+            </w:tcMar>
+          </w:tcPr>
+          <w:p>
+            <w:pPr>
+              <w:spacing w:after="0"/>
+            </w:pPr>
+            <w:r>
+              <w:rPr>
+                <w:sz w:val="17"/>
+              </w:rPr>
+              <w:t>POST /ml/predict</w:t>
+            </w:r>
+          </w:p>
+        </w:tc>
+        <w:tc>
+          <w:tcPr>
+            <w:tcW w:type="dxa" w:w="3120"/>
+            <w:shd w:fill="F7F9FB"/>
+            <w:tcMar>
+              <w:top w:w="60" w:type="dxa"/>
+              <w:bottom w:w="60" w:type="dxa"/>
+              <w:left w:w="100" w:type="dxa"/>
+              <w:right w:w="100" w:type="dxa"/>
+            </w:tcMar>
+          </w:tcPr>
+          <w:p>
+            <w:pPr>
+              <w:spacing w:after="0"/>
+            </w:pPr>
+            <w:r>
+              <w:rPr>
+                <w:sz w:val="17"/>
+              </w:rPr>
+              <w:t>X-API-Key</w:t>
+            </w:r>
+          </w:p>
+        </w:tc>
+        <w:tc>
+          <w:tcPr>
+            <w:tcW w:type="dxa" w:w="3120"/>
+            <w:shd w:fill="F7F9FB"/>
+            <w:tcMar>
+              <w:top w:w="60" w:type="dxa"/>
+              <w:bottom w:w="60" w:type="dxa"/>
+              <w:left w:w="100" w:type="dxa"/>
+              <w:right w:w="100" w:type="dxa"/>
+            </w:tcMar>
+          </w:tcPr>
+          <w:p>
+            <w:pPr>
+              <w:spacing w:after="0"/>
+            </w:pPr>
+            <w:r>
+              <w:rPr>
+                <w:sz w:val="17"/>
+              </w:rPr>
+              <w:t>Returns raw probabilities, calibrated risk scores, and risk bands for target concepts.</w:t>
+            </w:r>
+          </w:p>
+        </w:tc>
+      </w:tr>
+      <w:tr>
+        <w:tc>
+          <w:tcPr>
+            <w:tcW w:type="dxa" w:w="3120"/>
+            <w:shd w:fill="FFFFFF"/>
+            <w:tcMar>
+              <w:top w:w="60" w:type="dxa"/>
+              <w:bottom w:w="60" w:type="dxa"/>
+              <w:left w:w="100" w:type="dxa"/>
+              <w:right w:w="100" w:type="dxa"/>
+            </w:tcMar>
+          </w:tcPr>
+          <w:p>
+            <w:pPr>
+              <w:spacing w:after="0"/>
+            </w:pPr>
+            <w:r>
+              <w:rPr>
+                <w:sz w:val="17"/>
+              </w:rPr>
+              <w:t>POST /ml/explain</w:t>
+            </w:r>
+          </w:p>
+        </w:tc>
+        <w:tc>
+          <w:tcPr>
+            <w:tcW w:type="dxa" w:w="3120"/>
+            <w:shd w:fill="FFFFFF"/>
+            <w:tcMar>
+              <w:top w:w="60" w:type="dxa"/>
+              <w:bottom w:w="60" w:type="dxa"/>
+              <w:left w:w="100" w:type="dxa"/>
+              <w:right w:w="100" w:type="dxa"/>
+            </w:tcMar>
+          </w:tcPr>
+          <w:p>
+            <w:pPr>
+              <w:spacing w:after="0"/>
+            </w:pPr>
+            <w:r>
+              <w:rPr>
+                <w:sz w:val="17"/>
+              </w:rPr>
+              <w:t>X-API-Key</w:t>
+            </w:r>
+          </w:p>
+        </w:tc>
+        <w:tc>
+          <w:tcPr>
+            <w:tcW w:type="dxa" w:w="3120"/>
+            <w:shd w:fill="FFFFFF"/>
+            <w:tcMar>
+              <w:top w:w="60" w:type="dxa"/>
+              <w:bottom w:w="60" w:type="dxa"/>
+              <w:left w:w="100" w:type="dxa"/>
+              <w:right w:w="100" w:type="dxa"/>
+            </w:tcMar>
+          </w:tcPr>
+          <w:p>
+            <w:pPr>
+              <w:spacing w:after="0"/>
+            </w:pPr>
+            <w:r>
+              <w:rPr>
+                <w:sz w:val="17"/>
+              </w:rPr>
+              <w:t>Returns exact SHAP values and human-readable natural language reason templates for one concept.</w:t>
+            </w:r>
+          </w:p>
+        </w:tc>
+      </w:tr>
+      <w:tr>
+        <w:tc>
+          <w:tcPr>
+            <w:tcW w:type="dxa" w:w="3120"/>
+            <w:shd w:fill="F7F9FB"/>
+            <w:tcMar>
+              <w:top w:w="60" w:type="dxa"/>
+              <w:bottom w:w="60" w:type="dxa"/>
+              <w:left w:w="100" w:type="dxa"/>
+              <w:right w:w="100" w:type="dxa"/>
+            </w:tcMar>
+          </w:tcPr>
+          <w:p>
+            <w:pPr>
+              <w:spacing w:after="0"/>
+            </w:pPr>
+            <w:r>
+              <w:rPr>
+                <w:sz w:val="17"/>
+              </w:rPr>
+              <w:t>POST /ml/root-gap</w:t>
+            </w:r>
+          </w:p>
+        </w:tc>
+        <w:tc>
+          <w:tcPr>
+            <w:tcW w:type="dxa" w:w="3120"/>
+            <w:shd w:fill="F7F9FB"/>
+            <w:tcMar>
+              <w:top w:w="60" w:type="dxa"/>
+              <w:bottom w:w="60" w:type="dxa"/>
+              <w:left w:w="100" w:type="dxa"/>
+              <w:right w:w="100" w:type="dxa"/>
+            </w:tcMar>
+          </w:tcPr>
+          <w:p>
+            <w:pPr>
+              <w:spacing w:after="0"/>
+            </w:pPr>
+            <w:r>
+              <w:rPr>
+                <w:sz w:val="17"/>
+              </w:rPr>
+              <w:t>X-API-Key</w:t>
+            </w:r>
+          </w:p>
+        </w:tc>
+        <w:tc>
+          <w:tcPr>
+            <w:tcW w:type="dxa" w:w="3120"/>
+            <w:shd w:fill="F7F9FB"/>
+            <w:tcMar>
+              <w:top w:w="60" w:type="dxa"/>
+              <w:bottom w:w="60" w:type="dxa"/>
+              <w:left w:w="100" w:type="dxa"/>
+              <w:right w:w="100" w:type="dxa"/>
+            </w:tcMar>
+          </w:tcPr>
+          <w:p>
+            <w:pPr>
+              <w:spacing w:after="0"/>
+            </w:pPr>
+            <w:r>
+              <w:rPr>
+                <w:sz w:val="17"/>
+              </w:rPr>
+              <w:t>Traverses knowledge graph DAG to isolate true root prerequisite bottlenecks and shortest chains.</w:t>
+            </w:r>
+          </w:p>
+        </w:tc>
+      </w:tr>
+      <w:tr>
+        <w:tc>
+          <w:tcPr>
+            <w:tcW w:type="dxa" w:w="3120"/>
+            <w:shd w:fill="FFFFFF"/>
+            <w:tcMar>
+              <w:top w:w="60" w:type="dxa"/>
+              <w:bottom w:w="60" w:type="dxa"/>
+              <w:left w:w="100" w:type="dxa"/>
+              <w:right w:w="100" w:type="dxa"/>
+            </w:tcMar>
+          </w:tcPr>
+          <w:p>
+            <w:pPr>
+              <w:spacing w:after="0"/>
+            </w:pPr>
+            <w:r>
+              <w:rPr>
+                <w:sz w:val="17"/>
+              </w:rPr>
+              <w:t>POST /ml/recommend</w:t>
+            </w:r>
+          </w:p>
+        </w:tc>
+        <w:tc>
+          <w:tcPr>
+            <w:tcW w:type="dxa" w:w="3120"/>
+            <w:shd w:fill="FFFFFF"/>
+            <w:tcMar>
+              <w:top w:w="60" w:type="dxa"/>
+              <w:bottom w:w="60" w:type="dxa"/>
+              <w:left w:w="100" w:type="dxa"/>
+              <w:right w:w="100" w:type="dxa"/>
+            </w:tcMar>
+          </w:tcPr>
+          <w:p>
+            <w:pPr>
+              <w:spacing w:after="0"/>
+            </w:pPr>
+            <w:r>
+              <w:rPr>
+                <w:sz w:val="17"/>
+              </w:rPr>
+              <w:t>X-API-Key</w:t>
+            </w:r>
+          </w:p>
+        </w:tc>
+        <w:tc>
+          <w:tcPr>
+            <w:tcW w:type="dxa" w:w="3120"/>
+            <w:shd w:fill="FFFFFF"/>
+            <w:tcMar>
+              <w:top w:w="60" w:type="dxa"/>
+              <w:bottom w:w="60" w:type="dxa"/>
+              <w:left w:w="100" w:type="dxa"/>
+              <w:right w:w="100" w:type="dxa"/>
+            </w:tcMar>
+          </w:tcPr>
+          <w:p>
+            <w:pPr>
+              <w:spacing w:after="0"/>
+            </w:pPr>
+            <w:r>
+              <w:rPr>
+                <w:sz w:val="17"/>
+              </w:rPr>
+              <w:t>Remediation recommendation placeholder (returns structured path; expanded in Phase 6).</w:t>
+            </w:r>
+          </w:p>
+        </w:tc>
+      </w:tr>
+      <w:tr>
+        <w:tc>
+          <w:tcPr>
+            <w:tcW w:type="dxa" w:w="3120"/>
+            <w:shd w:fill="F7F9FB"/>
+            <w:tcMar>
+              <w:top w:w="60" w:type="dxa"/>
+              <w:bottom w:w="60" w:type="dxa"/>
+              <w:left w:w="100" w:type="dxa"/>
+              <w:right w:w="100" w:type="dxa"/>
+            </w:tcMar>
+          </w:tcPr>
+          <w:p>
+            <w:pPr>
+              <w:spacing w:after="0"/>
+            </w:pPr>
+            <w:r>
+              <w:rPr>
+                <w:sz w:val="17"/>
+              </w:rPr>
+              <w:t>GET /ml/model-info</w:t>
+            </w:r>
+          </w:p>
+        </w:tc>
+        <w:tc>
+          <w:tcPr>
+            <w:tcW w:type="dxa" w:w="3120"/>
+            <w:shd w:fill="F7F9FB"/>
+            <w:tcMar>
+              <w:top w:w="60" w:type="dxa"/>
+              <w:bottom w:w="60" w:type="dxa"/>
+              <w:left w:w="100" w:type="dxa"/>
+              <w:right w:w="100" w:type="dxa"/>
+            </w:tcMar>
+          </w:tcPr>
+          <w:p>
+            <w:pPr>
+              <w:spacing w:after="0"/>
+            </w:pPr>
+            <w:r>
+              <w:rPr>
+                <w:sz w:val="17"/>
+              </w:rPr>
+              <w:t>X-API-Key</w:t>
+            </w:r>
+          </w:p>
+        </w:tc>
+        <w:tc>
+          <w:tcPr>
+            <w:tcW w:type="dxa" w:w="3120"/>
+            <w:shd w:fill="F7F9FB"/>
+            <w:tcMar>
+              <w:top w:w="60" w:type="dxa"/>
+              <w:bottom w:w="60" w:type="dxa"/>
+              <w:left w:w="100" w:type="dxa"/>
+              <w:right w:w="100" w:type="dxa"/>
+            </w:tcMar>
+          </w:tcPr>
+          <w:p>
+            <w:pPr>
+              <w:spacing w:after="0"/>
+            </w:pPr>
+            <w:r>
+              <w:rPr>
+                <w:sz w:val="17"/>
+              </w:rPr>
+              <w:t>Returns registered model metadata, training timestamp, feature list, and evaluation metrics.</w:t>
+            </w:r>
+          </w:p>
+        </w:tc>
+      </w:tr>
+    </w:tbl>
+    <w:p>
+      <w:pPr>
+        <w:spacing w:after="160"/>
+      </w:pPr>
+    </w:p>
+    <w:p>
+      <w:pPr>
+        <w:spacing w:after="120" w:line="276" w:lineRule="auto"/>
+      </w:pPr>
+      <w:r>
+        <w:rPr>
+          <w:rFonts w:ascii="Calibri" w:hAnsi="Calibri"/>
+          <w:b/>
+          <w:color w:val="1B365D"/>
+          <w:sz w:val="21"/>
+        </w:rPr>
+        <w:t xml:space="preserve">Serving Latency Benchmark: </w:t>
+      </w:r>
+      <w:r>
+        <w:rPr>
+          <w:rFonts w:ascii="Calibri" w:hAnsi="Calibri"/>
+          <w:color w:val="1E1E1E"/>
+          <w:sz w:val="21"/>
+        </w:rPr>
+        <w:t>To verify that the microservice satisfies the real-time serving latency budget (Section 1.9 target: p95 &lt; 600 ms), a benchmark of 20 sequential requests was executed on realistic student attempt histories (Demo Student 1, 134 attempts):</w:t>
+      </w:r>
+    </w:p>
+    <w:tbl>
+      <w:tblPr>
+        <w:tblW w:type="auto" w:w="0"/>
+        <w:jc w:val="center"/>
+        <w:tblLayout w:type="fixed"/>
+        <w:tblLook w:firstColumn="1" w:firstRow="1" w:lastColumn="0" w:lastRow="0" w:noHBand="0" w:noVBand="1" w:val="04A0"/>
+      </w:tblPr>
+      <w:tblGrid>
+        <w:gridCol w:w="3600"/>
+        <w:gridCol w:w="2880"/>
+        <w:gridCol w:w="2880"/>
+      </w:tblGrid>
+      <w:tr>
+        <w:tc>
+          <w:tcPr>
+            <w:tcW w:type="dxa" w:w="3120"/>
+            <w:shd w:fill="1B365D"/>
+            <w:tcMar>
+              <w:top w:w="80" w:type="dxa"/>
+              <w:bottom w:w="80" w:type="dxa"/>
+              <w:left w:w="100" w:type="dxa"/>
+              <w:right w:w="100" w:type="dxa"/>
+            </w:tcMar>
+          </w:tcPr>
+          <w:p>
+            <w:pPr>
+              <w:spacing w:after="0"/>
+            </w:pPr>
+            <w:r>
+              <w:rPr>
+                <w:rFonts w:ascii="Calibri" w:hAnsi="Calibri"/>
+                <w:b/>
+                <w:color w:val="FFFFFF"/>
+                <w:sz w:val="19"/>
+              </w:rPr>
+              <w:t>Latency Benchmark Metric</w:t>
+            </w:r>
+          </w:p>
+        </w:tc>
+        <w:tc>
+          <w:tcPr>
+            <w:tcW w:type="dxa" w:w="3120"/>
+            <w:shd w:fill="1B365D"/>
+            <w:tcMar>
+              <w:top w:w="80" w:type="dxa"/>
+              <w:bottom w:w="80" w:type="dxa"/>
+              <w:left w:w="100" w:type="dxa"/>
+              <w:right w:w="100" w:type="dxa"/>
+            </w:tcMar>
+          </w:tcPr>
+          <w:p>
+            <w:pPr>
+              <w:spacing w:after="0"/>
+            </w:pPr>
+            <w:r>
+              <w:rPr>
+                <w:rFonts w:ascii="Calibri" w:hAnsi="Calibri"/>
+                <w:b/>
+                <w:color w:val="FFFFFF"/>
+                <w:sz w:val="19"/>
+              </w:rPr>
+              <w:t>Observed Value</w:t>
+            </w:r>
+          </w:p>
+        </w:tc>
+        <w:tc>
+          <w:tcPr>
+            <w:tcW w:type="dxa" w:w="3120"/>
+            <w:shd w:fill="1B365D"/>
+            <w:tcMar>
+              <w:top w:w="80" w:type="dxa"/>
+              <w:bottom w:w="80" w:type="dxa"/>
+              <w:left w:w="100" w:type="dxa"/>
+              <w:right w:w="100" w:type="dxa"/>
+            </w:tcMar>
+          </w:tcPr>
+          <w:p>
+            <w:pPr>
+              <w:spacing w:after="0"/>
+            </w:pPr>
+            <w:r>
+              <w:rPr>
+                <w:rFonts w:ascii="Calibri" w:hAnsi="Calibri"/>
+                <w:b/>
+                <w:color w:val="FFFFFF"/>
+                <w:sz w:val="19"/>
+              </w:rPr>
+              <w:t>PRD Section 1.9 Target</w:t>
+            </w:r>
+          </w:p>
+        </w:tc>
+      </w:tr>
+      <w:tr>
+        <w:tc>
+          <w:tcPr>
+            <w:tcW w:type="dxa" w:w="3120"/>
+            <w:shd w:fill="FFFFFF"/>
+            <w:tcMar>
+              <w:top w:w="60" w:type="dxa"/>
+              <w:bottom w:w="60" w:type="dxa"/>
+              <w:left w:w="100" w:type="dxa"/>
+              <w:right w:w="100" w:type="dxa"/>
+            </w:tcMar>
+          </w:tcPr>
+          <w:p>
+            <w:pPr>
+              <w:spacing w:after="0"/>
+            </w:pPr>
+            <w:r>
+              <w:rPr>
+                <w:sz w:val="18"/>
+              </w:rPr>
+              <w:t>Mean Latency</w:t>
+            </w:r>
+          </w:p>
+        </w:tc>
+        <w:tc>
+          <w:tcPr>
+            <w:tcW w:type="dxa" w:w="3120"/>
+            <w:shd w:fill="FFFFFF"/>
+            <w:tcMar>
+              <w:top w:w="60" w:type="dxa"/>
+              <w:bottom w:w="60" w:type="dxa"/>
+              <w:left w:w="100" w:type="dxa"/>
+              <w:right w:w="100" w:type="dxa"/>
+            </w:tcMar>
+          </w:tcPr>
+          <w:p>
+            <w:pPr>
+              <w:spacing w:after="0"/>
+            </w:pPr>
+            <w:r>
+              <w:rPr>
+                <w:sz w:val="18"/>
+              </w:rPr>
+              <w:t>178.98 ms</w:t>
+            </w:r>
+          </w:p>
+        </w:tc>
+        <w:tc>
+          <w:tcPr>
+            <w:tcW w:type="dxa" w:w="3120"/>
+            <w:shd w:fill="FFFFFF"/>
+            <w:tcMar>
+              <w:top w:w="60" w:type="dxa"/>
+              <w:bottom w:w="60" w:type="dxa"/>
+              <w:left w:w="100" w:type="dxa"/>
+              <w:right w:w="100" w:type="dxa"/>
+            </w:tcMar>
+          </w:tcPr>
+          <w:p>
+            <w:pPr>
+              <w:spacing w:after="0"/>
+            </w:pPr>
+            <w:r>
+              <w:rPr>
+                <w:sz w:val="18"/>
+              </w:rPr>
+              <w:t>&lt; 600.00 ms</w:t>
+            </w:r>
+          </w:p>
+        </w:tc>
+      </w:tr>
+      <w:tr>
+        <w:tc>
+          <w:tcPr>
+            <w:tcW w:type="dxa" w:w="3120"/>
+            <w:shd w:fill="F7F9FB"/>
+            <w:tcMar>
+              <w:top w:w="60" w:type="dxa"/>
+              <w:bottom w:w="60" w:type="dxa"/>
+              <w:left w:w="100" w:type="dxa"/>
+              <w:right w:w="100" w:type="dxa"/>
+            </w:tcMar>
+          </w:tcPr>
+          <w:p>
+            <w:pPr>
+              <w:spacing w:after="0"/>
+            </w:pPr>
+            <w:r>
+              <w:rPr>
+                <w:sz w:val="18"/>
+              </w:rPr>
+              <w:t>Median (p50) Latency</w:t>
+            </w:r>
+          </w:p>
+        </w:tc>
+        <w:tc>
+          <w:tcPr>
+            <w:tcW w:type="dxa" w:w="3120"/>
+            <w:shd w:fill="F7F9FB"/>
+            <w:tcMar>
+              <w:top w:w="60" w:type="dxa"/>
+              <w:bottom w:w="60" w:type="dxa"/>
+              <w:left w:w="100" w:type="dxa"/>
+              <w:right w:w="100" w:type="dxa"/>
+            </w:tcMar>
+          </w:tcPr>
+          <w:p>
+            <w:pPr>
+              <w:spacing w:after="0"/>
+            </w:pPr>
+            <w:r>
+              <w:rPr>
+                <w:sz w:val="18"/>
+              </w:rPr>
+              <w:t>178.57 ms</w:t>
+            </w:r>
+          </w:p>
+        </w:tc>
+        <w:tc>
+          <w:tcPr>
+            <w:tcW w:type="dxa" w:w="3120"/>
+            <w:shd w:fill="F7F9FB"/>
+            <w:tcMar>
+              <w:top w:w="60" w:type="dxa"/>
+              <w:bottom w:w="60" w:type="dxa"/>
+              <w:left w:w="100" w:type="dxa"/>
+              <w:right w:w="100" w:type="dxa"/>
+            </w:tcMar>
+          </w:tcPr>
+          <w:p>
+            <w:pPr>
+              <w:spacing w:after="0"/>
+            </w:pPr>
+            <w:r>
+              <w:rPr>
+                <w:sz w:val="18"/>
+              </w:rPr>
+              <w:t>—</w:t>
+            </w:r>
+          </w:p>
+        </w:tc>
+      </w:tr>
+      <w:tr>
+        <w:tc>
+          <w:tcPr>
+            <w:tcW w:type="dxa" w:w="3120"/>
+            <w:shd w:fill="FFFFFF"/>
+            <w:tcMar>
+              <w:top w:w="60" w:type="dxa"/>
+              <w:bottom w:w="60" w:type="dxa"/>
+              <w:left w:w="100" w:type="dxa"/>
+              <w:right w:w="100" w:type="dxa"/>
+            </w:tcMar>
+          </w:tcPr>
+          <w:p>
+            <w:pPr>
+              <w:spacing w:after="0"/>
+            </w:pPr>
+            <w:r>
+              <w:rPr>
+                <w:sz w:val="18"/>
+              </w:rPr>
+              <w:t>90th Percentile (p90)</w:t>
+            </w:r>
+          </w:p>
+        </w:tc>
+        <w:tc>
+          <w:tcPr>
+            <w:tcW w:type="dxa" w:w="3120"/>
+            <w:shd w:fill="FFFFFF"/>
+            <w:tcMar>
+              <w:top w:w="60" w:type="dxa"/>
+              <w:bottom w:w="60" w:type="dxa"/>
+              <w:left w:w="100" w:type="dxa"/>
+              <w:right w:w="100" w:type="dxa"/>
+            </w:tcMar>
+          </w:tcPr>
+          <w:p>
+            <w:pPr>
+              <w:spacing w:after="0"/>
+            </w:pPr>
+            <w:r>
+              <w:rPr>
+                <w:sz w:val="18"/>
+              </w:rPr>
+              <w:t>193.41 ms</w:t>
+            </w:r>
+          </w:p>
+        </w:tc>
+        <w:tc>
+          <w:tcPr>
+            <w:tcW w:type="dxa" w:w="3120"/>
+            <w:shd w:fill="FFFFFF"/>
+            <w:tcMar>
+              <w:top w:w="60" w:type="dxa"/>
+              <w:bottom w:w="60" w:type="dxa"/>
+              <w:left w:w="100" w:type="dxa"/>
+              <w:right w:w="100" w:type="dxa"/>
+            </w:tcMar>
+          </w:tcPr>
+          <w:p>
+            <w:pPr>
+              <w:spacing w:after="0"/>
+            </w:pPr>
+            <w:r>
+              <w:rPr>
+                <w:sz w:val="18"/>
+              </w:rPr>
+              <w:t>—</w:t>
+            </w:r>
+          </w:p>
+        </w:tc>
+      </w:tr>
+      <w:tr>
+        <w:tc>
+          <w:tcPr>
+            <w:tcW w:type="dxa" w:w="3120"/>
+            <w:shd w:fill="F7F9FB"/>
+            <w:tcMar>
+              <w:top w:w="60" w:type="dxa"/>
+              <w:bottom w:w="60" w:type="dxa"/>
+              <w:left w:w="100" w:type="dxa"/>
+              <w:right w:w="100" w:type="dxa"/>
+            </w:tcMar>
+          </w:tcPr>
+          <w:p>
+            <w:pPr>
+              <w:spacing w:after="0"/>
+            </w:pPr>
+            <w:r>
+              <w:rPr>
+                <w:sz w:val="18"/>
+              </w:rPr>
+              <w:t>95th Percentile (p95)</w:t>
+            </w:r>
+          </w:p>
+        </w:tc>
+        <w:tc>
+          <w:tcPr>
+            <w:tcW w:type="dxa" w:w="3120"/>
+            <w:shd w:fill="F7F9FB"/>
+            <w:tcMar>
+              <w:top w:w="60" w:type="dxa"/>
+              <w:bottom w:w="60" w:type="dxa"/>
+              <w:left w:w="100" w:type="dxa"/>
+              <w:right w:w="100" w:type="dxa"/>
+            </w:tcMar>
+          </w:tcPr>
+          <w:p>
+            <w:pPr>
+              <w:spacing w:after="0"/>
+            </w:pPr>
+            <w:r>
+              <w:rPr>
+                <w:sz w:val="18"/>
+              </w:rPr>
+              <w:t>199.46 ms</w:t>
+            </w:r>
+          </w:p>
+        </w:tc>
+        <w:tc>
+          <w:tcPr>
+            <w:tcW w:type="dxa" w:w="3120"/>
+            <w:shd w:fill="F7F9FB"/>
+            <w:tcMar>
+              <w:top w:w="60" w:type="dxa"/>
+              <w:bottom w:w="60" w:type="dxa"/>
+              <w:left w:w="100" w:type="dxa"/>
+              <w:right w:w="100" w:type="dxa"/>
+            </w:tcMar>
+          </w:tcPr>
+          <w:p>
+            <w:pPr>
+              <w:spacing w:after="0"/>
+            </w:pPr>
+            <w:r>
+              <w:rPr>
+                <w:b/>
+                <w:color w:val="008000"/>
+                <w:sz w:val="18"/>
+              </w:rPr>
+              <w:t>&lt; 600.00 ms (PASS - 66.8% under budget)</w:t>
+            </w:r>
+          </w:p>
+        </w:tc>
+      </w:tr>
+      <w:tr>
+        <w:tc>
+          <w:tcPr>
+            <w:tcW w:type="dxa" w:w="3120"/>
+            <w:shd w:fill="FFFFFF"/>
+            <w:tcMar>
+              <w:top w:w="60" w:type="dxa"/>
+              <w:bottom w:w="60" w:type="dxa"/>
+              <w:left w:w="100" w:type="dxa"/>
+              <w:right w:w="100" w:type="dxa"/>
+            </w:tcMar>
+          </w:tcPr>
+          <w:p>
+            <w:pPr>
+              <w:spacing w:after="0"/>
+            </w:pPr>
+            <w:r>
+              <w:rPr>
+                <w:sz w:val="18"/>
+              </w:rPr>
+              <w:t>Internal Compute (total_ms)</w:t>
+            </w:r>
+          </w:p>
+        </w:tc>
+        <w:tc>
+          <w:tcPr>
+            <w:tcW w:type="dxa" w:w="3120"/>
+            <w:shd w:fill="FFFFFF"/>
+            <w:tcMar>
+              <w:top w:w="60" w:type="dxa"/>
+              <w:bottom w:w="60" w:type="dxa"/>
+              <w:left w:w="100" w:type="dxa"/>
+              <w:right w:w="100" w:type="dxa"/>
+            </w:tcMar>
+          </w:tcPr>
+          <w:p>
+            <w:pPr>
+              <w:spacing w:after="0"/>
+            </w:pPr>
+            <w:r>
+              <w:rPr>
+                <w:sz w:val="18"/>
+              </w:rPr>
+              <w:t>158.29 ms</w:t>
+            </w:r>
+          </w:p>
+        </w:tc>
+        <w:tc>
+          <w:tcPr>
+            <w:tcW w:type="dxa" w:w="3120"/>
+            <w:shd w:fill="FFFFFF"/>
+            <w:tcMar>
+              <w:top w:w="60" w:type="dxa"/>
+              <w:bottom w:w="60" w:type="dxa"/>
+              <w:left w:w="100" w:type="dxa"/>
+              <w:right w:w="100" w:type="dxa"/>
+            </w:tcMar>
+          </w:tcPr>
+          <w:p>
+            <w:pPr>
+              <w:spacing w:after="0"/>
+            </w:pPr>
+            <w:r>
+              <w:rPr>
+                <w:sz w:val="18"/>
+              </w:rPr>
+              <w:t>—</w:t>
+            </w:r>
+          </w:p>
+        </w:tc>
+      </w:tr>
+    </w:tbl>
+    <w:tbl>
+      <w:tblPr>
+        <w:tblW w:type="auto" w:w="0"/>
+        <w:jc w:val="center"/>
+        <w:tblLayout w:type="fixed"/>
+        <w:tblLook w:firstColumn="1" w:firstRow="1" w:lastColumn="0" w:lastRow="0" w:noHBand="0" w:noVBand="1" w:val="04A0"/>
+      </w:tblPr>
+      <w:tblGrid>
+        <w:gridCol w:w="9360"/>
+      </w:tblGrid>
+      <w:tr>
+        <w:tc>
+          <w:tcPr>
+            <w:tcW w:type="dxa" w:w="9360"/>
+            <w:shd w:fill="F0F4F8"/>
+            <w:tcMar>
+              <w:top w:w="140" w:type="dxa"/>
+              <w:bottom w:w="140" w:type="dxa"/>
+              <w:left w:w="200" w:type="dxa"/>
+              <w:right w:w="180" w:type="dxa"/>
+            </w:tcMar>
+            <w:tcBorders>
+              <w:top w:val="none"/>
+              <w:left w:val="single" w:sz="36" w:space="0" w:color="1B365D"/>
+              <w:bottom w:val="none"/>
+              <w:right w:val="none"/>
+            </w:tcBorders>
+          </w:tcPr>
+          <w:p>
+            <w:pPr>
+              <w:spacing w:before="0" w:after="80"/>
+            </w:pPr>
+            <w:r>
+              <w:rPr>
+                <w:rFonts w:ascii="Calibri" w:hAnsi="Calibri"/>
+                <w:b/>
+                <w:color w:val="1B365D"/>
+                <w:sz w:val="20"/>
+              </w:rPr>
+              <w:t xml:space="preserve">[REAL-TIME SERVING LATENCY VERIFICATION] </w:t>
+            </w:r>
+            <w:r>
+              <w:rPr>
+                <w:rFonts w:ascii="Calibri" w:hAnsi="Calibri"/>
+                <w:color w:val="28323C"/>
+                <w:sz w:val="19"/>
+              </w:rPr>
+              <w:t>Performance Finding: Preloading the knowledge graph, trained model, and SHAP TreeExplainer during application lifespan startup enables the entire /ml/analyze orchestration—including twin replay, 15-feature matrix building, batch calibrated prediction, SHAP reasons, and root gap graph traversal—to execute in 199.46 ms p95, beating the 600 ms limit by 66.8%.</w:t>
+            </w:r>
+          </w:p>
+        </w:tc>
+      </w:tr>
+    </w:tbl>
+    <w:p>
+      <w:pPr>
+        <w:spacing w:after="80"/>
+      </w:pPr>
+    </w:p>
+    <w:p>
+      <w:pPr>
+        <w:pStyle w:val="Heading2"/>
+        <w:keepNext/>
+        <w:spacing w:before="240" w:after="80"/>
+      </w:pPr>
+      <w:r>
+        <w:rPr>
+          <w:rFonts w:ascii="Calibri" w:hAnsi="Calibri"/>
+          <w:b/>
+          <w:color w:val="2C5A8C"/>
+          <w:sz w:val="26"/>
+        </w:rPr>
+        <w:t>7.6 Current Status and Project Roadmap</w:t>
       </w:r>
     </w:p>
     <w:p>
@@ -4548,7 +5841,30 @@
           <w:color w:val="1E1E1E"/>
           <w:sz w:val="21"/>
         </w:rPr>
-        <w:t>Phase 4 (FastAPI microservice, /ml/analyze, healthcheck, Docker containerization) -&gt; NEXT IN PROGRESS</w:t>
+        <w:t>Phase 4 (FastAPI microservice, 8 endpoints, constant-time auth, Dockerfile, p95=199.46ms, 38/38 tests) -&gt; COMPLETE (Tagged v0.4)</w:t>
+      </w:r>
+    </w:p>
+    <w:p>
+      <w:pPr>
+        <w:pStyle w:val="ListBullet"/>
+        <w:spacing w:after="60" w:line="276" w:lineRule="auto"/>
+      </w:pPr>
+      <w:r>
+        <w:rPr>
+          <w:rFonts w:ascii="Calibri" w:hAnsi="Calibri"/>
+          <w:b/>
+          <w:color w:val="1B365D"/>
+          <w:sz w:val="21"/>
+        </w:rPr>
+        <w:t xml:space="preserve">Phase 5: </w:t>
+      </w:r>
+      <w:r>
+        <w:rPr>
+          <w:rFonts w:ascii="Calibri" w:hAnsi="Calibri"/>
+          <w:color w:val="1E1E1E"/>
+          <w:sz w:val="21"/>
+        </w:rPr>
+        <w:t>Phase 5 (Backend: Node.js, Express, TypeScript, Auth, Caching, and Fallback) -&gt; NEXT IN PROGRESS</w:t>
       </w:r>
     </w:p>
     <w:p>
@@ -4571,7 +5887,7 @@
           <w:color w:val="1E1E1E"/>
           <w:sz w:val="21"/>
         </w:rPr>
-        <w:t>Phase 5 to Phase 11 (Express backend, Recommender, Dashboards, Hardening, Deployment) -&gt; SCHEDULED</w:t>
+        <w:t>Phase 6 to Phase 11 (Recommender, Dashboards, Hardening, Deployment) -&gt; SCHEDULED</w:t>
       </w:r>
     </w:p>
     <w:p>
